--- a/content/topic-06-barrier-repair/kepu-6.2-less-is-more/copy.docx
+++ b/content/topic-06-barrier-repair/kepu-6.2-less-is-more/copy.docx
@@ -16,7 +16,7 @@
         <w:pStyle w:val="MdParagraph"/>
       </w:pPr>
       <w:r>
-        <w:t xml:space="preserve">在追求肌膚完美的道路上，我們常常不自覺地陷入「加法」的迷思：越多步驟、越多成分，肌膚就會越好。然而，妳的「內在肌膚」真的需要這麼多「努力」嗎？事實上，過多的保養步驟與複雜的成分，反而可能成為肌膚的負擔，讓它疲憊不堪。現在，是時候學習「減法保養」，讓肌膚回歸最純粹的狀態，給予它喘息的空間，重新啟動自我修復的智慧。</w:t>
+        <w:t>妳今晚的保養台上，擺了幾瓶產品？三瓶、五瓶，還是更多？每一瓶都承諾了一種效果，疊加起來，內在肌膚卻可能在同時消化五種指令。「加法」的迷思很誘人：越多步驟、越多成分，效果就該越顯著。但事實恰好相反——過多的保養步驟與複雜成分，往往成為肌膚無法負荷的工作量。是時候把保養這件事倒過來想：用「減法」，讓肌膚回歸最純粹的狀態，重新啟動它原有的修復智慧。</w:t>
       </w:r>
     </w:p>
     <w:p>
